--- a/klagomål/A 46705-2023 FSC-klagomål.docx
+++ b/klagomål/A 46705-2023 FSC-klagomål.docx
@@ -778,7 +778,7 @@
     <w:r>
       <w:tab/>
       <w:tab/>
-      <w:t>2026-09-14</w:t>
+      <w:t>2026-09-15</w:t>
       <w:br/>
       <w:br/>
     </w:r>

--- a/klagomål/A 46705-2023 FSC-klagomål.docx
+++ b/klagomål/A 46705-2023 FSC-klagomål.docx
@@ -778,7 +778,7 @@
     <w:r>
       <w:tab/>
       <w:tab/>
-      <w:t>2026-09-15</w:t>
+      <w:t>2026-09-16</w:t>
       <w:br/>
       <w:br/>
     </w:r>

--- a/klagomål/A 46705-2023 FSC-klagomål.docx
+++ b/klagomål/A 46705-2023 FSC-klagomål.docx
@@ -778,7 +778,7 @@
     <w:r>
       <w:tab/>
       <w:tab/>
-      <w:t>2026-09-16</w:t>
+      <w:t>2026-09-17</w:t>
       <w:br/>
       <w:br/>
     </w:r>

--- a/klagomål/A 46705-2023 FSC-klagomål.docx
+++ b/klagomål/A 46705-2023 FSC-klagomål.docx
@@ -778,7 +778,7 @@
     <w:r>
       <w:tab/>
       <w:tab/>
-      <w:t>2026-09-17</w:t>
+      <w:t>2026-09-18</w:t>
       <w:br/>
       <w:br/>
     </w:r>

--- a/klagomål/A 46705-2023 FSC-klagomål.docx
+++ b/klagomål/A 46705-2023 FSC-klagomål.docx
@@ -778,7 +778,7 @@
     <w:r>
       <w:tab/>
       <w:tab/>
-      <w:t>2026-09-18</w:t>
+      <w:t>2026-09-19</w:t>
       <w:br/>
       <w:br/>
     </w:r>

--- a/klagomål/A 46705-2023 FSC-klagomål.docx
+++ b/klagomål/A 46705-2023 FSC-klagomål.docx
@@ -778,7 +778,7 @@
     <w:r>
       <w:tab/>
       <w:tab/>
-      <w:t>2026-09-19</w:t>
+      <w:t>2026-09-21</w:t>
       <w:br/>
       <w:br/>
     </w:r>

--- a/klagomål/A 46705-2023 FSC-klagomål.docx
+++ b/klagomål/A 46705-2023 FSC-klagomål.docx
@@ -778,7 +778,7 @@
     <w:r>
       <w:tab/>
       <w:tab/>
-      <w:t>2026-09-21</w:t>
+      <w:t>2026-09-23</w:t>
       <w:br/>
       <w:br/>
     </w:r>

--- a/klagomål/A 46705-2023 FSC-klagomål.docx
+++ b/klagomål/A 46705-2023 FSC-klagomål.docx
@@ -778,7 +778,7 @@
     <w:r>
       <w:tab/>
       <w:tab/>
-      <w:t>2026-09-23</w:t>
+      <w:t>2026-09-24</w:t>
       <w:br/>
       <w:br/>
     </w:r>

--- a/klagomål/A 46705-2023 FSC-klagomål.docx
+++ b/klagomål/A 46705-2023 FSC-klagomål.docx
@@ -778,7 +778,7 @@
     <w:r>
       <w:tab/>
       <w:tab/>
-      <w:t>2026-09-24</w:t>
+      <w:t>2026-09-25</w:t>
       <w:br/>
       <w:br/>
     </w:r>

--- a/klagomål/A 46705-2023 FSC-klagomål.docx
+++ b/klagomål/A 46705-2023 FSC-klagomål.docx
@@ -778,7 +778,7 @@
     <w:r>
       <w:tab/>
       <w:tab/>
-      <w:t>2026-09-25</w:t>
+      <w:t>2026-09-26</w:t>
       <w:br/>
       <w:br/>
     </w:r>

--- a/klagomål/A 46705-2023 FSC-klagomål.docx
+++ b/klagomål/A 46705-2023 FSC-klagomål.docx
@@ -778,7 +778,7 @@
     <w:r>
       <w:tab/>
       <w:tab/>
-      <w:t>2026-09-26</w:t>
+      <w:t>2026-09-27</w:t>
       <w:br/>
       <w:br/>
     </w:r>

--- a/klagomål/A 46705-2023 FSC-klagomål.docx
+++ b/klagomål/A 46705-2023 FSC-klagomål.docx
@@ -778,7 +778,7 @@
     <w:r>
       <w:tab/>
       <w:tab/>
-      <w:t>2026-09-27</w:t>
+      <w:t>2026-09-28</w:t>
       <w:br/>
       <w:br/>
     </w:r>

--- a/klagomål/A 46705-2023 FSC-klagomål.docx
+++ b/klagomål/A 46705-2023 FSC-klagomål.docx
@@ -778,7 +778,7 @@
     <w:r>
       <w:tab/>
       <w:tab/>
-      <w:t>2026-09-28</w:t>
+      <w:t>2026-09-29</w:t>
       <w:br/>
       <w:br/>
     </w:r>

--- a/klagomål/A 46705-2023 FSC-klagomål.docx
+++ b/klagomål/A 46705-2023 FSC-klagomål.docx
@@ -778,7 +778,7 @@
     <w:r>
       <w:tab/>
       <w:tab/>
-      <w:t>2026-09-29</w:t>
+      <w:t>2026-09-30</w:t>
       <w:br/>
       <w:br/>
     </w:r>

--- a/klagomål/A 46705-2023 FSC-klagomål.docx
+++ b/klagomål/A 46705-2023 FSC-klagomål.docx
@@ -178,7 +178,7 @@
       <w:r>
         <w:drawing>
           <wp:inline xmlns:a="http://schemas.openxmlformats.org/drawingml/2006/main" xmlns:pic="http://schemas.openxmlformats.org/drawingml/2006/picture">
-            <wp:extent cx="5486400" cy="5043340"/>
+            <wp:extent cx="5486400" cy="5045226"/>
             <wp:docPr id="1" name="Picture 1"/>
             <wp:cNvGraphicFramePr>
               <a:graphicFrameLocks noChangeAspect="1"/>
@@ -199,7 +199,7 @@
                   <pic:spPr>
                     <a:xfrm>
                       <a:off x="0" y="0"/>
-                      <a:ext cx="5486400" cy="5043340"/>
+                      <a:ext cx="5486400" cy="5045226"/>
                     </a:xfrm>
                     <a:prstGeom prst="rect"/>
                   </pic:spPr>
@@ -216,12 +216,12 @@
         <w:spacing w:after="240"/>
       </w:pPr>
       <w:r>
-        <w:t>Figur 1. Fyndplatser för naturvårdsarter i avverkningsanmälan. Markörer utan svart kant är placerade på fyndplatsen. Markörer med svart kant är placerade vid sidan av fyndplatsen och har ett svart streck som visar fyndplatsens exakta position. Kartans mittpunktskoordinat är N 7020956, E 504673 i SWEREF 99 TM.</w:t>
+        <w:t>Figur 1. Fyndplatser för naturvårdsarter i och inom 10 meter från avverkningsanmälan. Markörer utan svart kant är placerade på fyndplatsen. Markörer med svart kant är placerade vid sidan av fyndplatsen och har ett svart streck som visar fyndplatsens exakta position. Kartans mittpunktskoordinat är N 7020956, E 504673 i SWEREF 99 TM.</w:t>
       </w:r>
     </w:p>
     <w:p>
       <w:r>
-        <w:t>I avverkningsanmälan finns fynd av 3 naturvårdsarter, varav 1 är fridlyst, 3 är typiska (T) och 3 är signalarter (S): finbräken (S, T), guckusko (S, T, §7) och ögonpyrola (S, T). Se Figur 1.</w:t>
+        <w:t>I och inom 10 meter från avverkningsanmälan finns fynd av 7 naturvårdsarter, varav 5 är fridlysta, 4 är typiska (T) och 5 är signalarter (S): finbräken (S, T), grönkulla (S, T, §8), guckusko (S, T, §7), tvåblad (S, §8), ögonpyrola (S, T), brudsporre (§8) och fläcknycklar (§8). Se Figur 1.</w:t>
       </w:r>
     </w:p>
     <w:p>
@@ -274,6 +274,35 @@
       </w:r>
       <w:r>
         <w:t>(SLU Artdatabanken, 2024; Nitare &amp; Skogsstyrelsen, 2019).</w:t>
+      </w:r>
+    </w:p>
+    <w:p>
+      <w:r>
+        <w:rPr>
+          <w:b/>
+        </w:rPr>
+        <w:t xml:space="preserve">Grönkulla (§8) </w:t>
+      </w:r>
+      <w:r>
+        <w:t xml:space="preserve">är typisk art för </w:t>
+      </w:r>
+      <w:r>
+        <w:rPr>
+          <w:i/>
+        </w:rPr>
+        <w:t xml:space="preserve">9040 Fjällbjörkskog, 9070 Trädklädd betesmark, 6170 Alpina kalkgräsmarker, 6520 Höglänta slåtterängar </w:t>
+      </w:r>
+      <w:r>
+        <w:t>och</w:t>
+      </w:r>
+      <w:r>
+        <w:rPr>
+          <w:i/>
+        </w:rPr>
+        <w:t xml:space="preserve"> 6210 Kalkgräsmarker </w:t>
+      </w:r>
+      <w:r>
+        <w:t>(SLU Artdatabanken, 2025).</w:t>
       </w:r>
     </w:p>
     <w:p>
@@ -415,7 +444,7 @@
         <w:rPr>
           <w:i/>
         </w:rPr>
-        <w:t>I det avverkningsanmälda skogsområdet har 3 naturvårdsarter varav 0 rödlistade arter sina livsmiljöer och växtplatser.</w:t>
+        <w:t>I det avverkningsanmälda skogsområdet har 7 naturvårdsarter varav 0 rödlistade arter sina livsmiljöer och växtplatser.</w:t>
       </w:r>
     </w:p>
     <w:p>
@@ -778,7 +807,7 @@
     <w:r>
       <w:tab/>
       <w:tab/>
-      <w:t>2026-09-30</w:t>
+      <w:t>2026-10-01</w:t>
       <w:br/>
       <w:br/>
     </w:r>

--- a/klagomål/A 46705-2023 FSC-klagomål.docx
+++ b/klagomål/A 46705-2023 FSC-klagomål.docx
@@ -807,7 +807,7 @@
     <w:r>
       <w:tab/>
       <w:tab/>
-      <w:t>2026-10-01</w:t>
+      <w:t>2026-10-02</w:t>
       <w:br/>
       <w:br/>
     </w:r>

--- a/klagomål/A 46705-2023 FSC-klagomål.docx
+++ b/klagomål/A 46705-2023 FSC-klagomål.docx
@@ -807,7 +807,7 @@
     <w:r>
       <w:tab/>
       <w:tab/>
-      <w:t>2026-10-02</w:t>
+      <w:t>2026-10-03</w:t>
       <w:br/>
       <w:br/>
     </w:r>

--- a/klagomål/A 46705-2023 FSC-klagomål.docx
+++ b/klagomål/A 46705-2023 FSC-klagomål.docx
@@ -807,7 +807,7 @@
     <w:r>
       <w:tab/>
       <w:tab/>
-      <w:t>2026-10-03</w:t>
+      <w:t>2026-10-04</w:t>
       <w:br/>
       <w:br/>
     </w:r>

--- a/klagomål/A 46705-2023 FSC-klagomål.docx
+++ b/klagomål/A 46705-2023 FSC-klagomål.docx
@@ -807,7 +807,7 @@
     <w:r>
       <w:tab/>
       <w:tab/>
-      <w:t>2026-10-04</w:t>
+      <w:t>2026-10-05</w:t>
       <w:br/>
       <w:br/>
     </w:r>

--- a/klagomål/A 46705-2023 FSC-klagomål.docx
+++ b/klagomål/A 46705-2023 FSC-klagomål.docx
@@ -807,7 +807,7 @@
     <w:r>
       <w:tab/>
       <w:tab/>
-      <w:t>2026-10-05</w:t>
+      <w:t>2026-10-06</w:t>
       <w:br/>
       <w:br/>
     </w:r>

--- a/klagomål/A 46705-2023 FSC-klagomål.docx
+++ b/klagomål/A 46705-2023 FSC-klagomål.docx
@@ -807,7 +807,7 @@
     <w:r>
       <w:tab/>
       <w:tab/>
-      <w:t>2026-10-06</w:t>
+      <w:t>2026-10-07</w:t>
       <w:br/>
       <w:br/>
     </w:r>

--- a/klagomål/A 46705-2023 FSC-klagomål.docx
+++ b/klagomål/A 46705-2023 FSC-klagomål.docx
@@ -807,7 +807,7 @@
     <w:r>
       <w:tab/>
       <w:tab/>
-      <w:t>2026-10-07</w:t>
+      <w:t>2026-10-08</w:t>
       <w:br/>
       <w:br/>
     </w:r>

--- a/klagomål/A 46705-2023 FSC-klagomål.docx
+++ b/klagomål/A 46705-2023 FSC-klagomål.docx
@@ -807,7 +807,7 @@
     <w:r>
       <w:tab/>
       <w:tab/>
-      <w:t>2026-10-08</w:t>
+      <w:t>2026-10-09</w:t>
       <w:br/>
       <w:br/>
     </w:r>

--- a/klagomål/A 46705-2023 FSC-klagomål.docx
+++ b/klagomål/A 46705-2023 FSC-klagomål.docx
@@ -807,7 +807,7 @@
     <w:r>
       <w:tab/>
       <w:tab/>
-      <w:t>2026-10-09</w:t>
+      <w:t>2026-10-10</w:t>
       <w:br/>
       <w:br/>
     </w:r>

--- a/klagomål/A 46705-2023 FSC-klagomål.docx
+++ b/klagomål/A 46705-2023 FSC-klagomål.docx
@@ -807,7 +807,7 @@
     <w:r>
       <w:tab/>
       <w:tab/>
-      <w:t>2026-10-10</w:t>
+      <w:t>2026-10-11</w:t>
       <w:br/>
       <w:br/>
     </w:r>

--- a/klagomål/A 46705-2023 FSC-klagomål.docx
+++ b/klagomål/A 46705-2023 FSC-klagomål.docx
@@ -807,7 +807,7 @@
     <w:r>
       <w:tab/>
       <w:tab/>
-      <w:t>2026-10-11</w:t>
+      <w:t>2026-10-12</w:t>
       <w:br/>
       <w:br/>
     </w:r>

--- a/klagomål/A 46705-2023 FSC-klagomål.docx
+++ b/klagomål/A 46705-2023 FSC-klagomål.docx
@@ -807,7 +807,7 @@
     <w:r>
       <w:tab/>
       <w:tab/>
-      <w:t>2026-10-12</w:t>
+      <w:t>2026-10-13</w:t>
       <w:br/>
       <w:br/>
     </w:r>

--- a/klagomål/A 46705-2023 FSC-klagomål.docx
+++ b/klagomål/A 46705-2023 FSC-klagomål.docx
@@ -807,7 +807,7 @@
     <w:r>
       <w:tab/>
       <w:tab/>
-      <w:t>2026-10-13</w:t>
+      <w:t>2026-10-14</w:t>
       <w:br/>
       <w:br/>
     </w:r>

--- a/klagomål/A 46705-2023 FSC-klagomål.docx
+++ b/klagomål/A 46705-2023 FSC-klagomål.docx
@@ -807,7 +807,7 @@
     <w:r>
       <w:tab/>
       <w:tab/>
-      <w:t>2026-10-14</w:t>
+      <w:t>2026-10-15</w:t>
       <w:br/>
       <w:br/>
     </w:r>

--- a/klagomål/A 46705-2023 FSC-klagomål.docx
+++ b/klagomål/A 46705-2023 FSC-klagomål.docx
@@ -807,7 +807,7 @@
     <w:r>
       <w:tab/>
       <w:tab/>
-      <w:t>2026-10-15</w:t>
+      <w:t>2026-10-16</w:t>
       <w:br/>
       <w:br/>
     </w:r>

--- a/klagomål/A 46705-2023 FSC-klagomål.docx
+++ b/klagomål/A 46705-2023 FSC-klagomål.docx
@@ -807,7 +807,7 @@
     <w:r>
       <w:tab/>
       <w:tab/>
-      <w:t>2026-10-16</w:t>
+      <w:t>2026-10-17</w:t>
       <w:br/>
       <w:br/>
     </w:r>

--- a/klagomål/A 46705-2023 FSC-klagomål.docx
+++ b/klagomål/A 46705-2023 FSC-klagomål.docx
@@ -807,7 +807,7 @@
     <w:r>
       <w:tab/>
       <w:tab/>
-      <w:t>2026-10-17</w:t>
+      <w:t>2026-10-18</w:t>
       <w:br/>
       <w:br/>
     </w:r>

--- a/klagomål/A 46705-2023 FSC-klagomål.docx
+++ b/klagomål/A 46705-2023 FSC-klagomål.docx
@@ -807,7 +807,7 @@
     <w:r>
       <w:tab/>
       <w:tab/>
-      <w:t>2026-10-18</w:t>
+      <w:t>2026-10-19</w:t>
       <w:br/>
       <w:br/>
     </w:r>

--- a/klagomål/A 46705-2023 FSC-klagomål.docx
+++ b/klagomål/A 46705-2023 FSC-klagomål.docx
@@ -807,7 +807,7 @@
     <w:r>
       <w:tab/>
       <w:tab/>
-      <w:t>2026-10-19</w:t>
+      <w:t>2026-10-20</w:t>
       <w:br/>
       <w:br/>
     </w:r>

--- a/klagomål/A 46705-2023 FSC-klagomål.docx
+++ b/klagomål/A 46705-2023 FSC-klagomål.docx
@@ -807,7 +807,7 @@
     <w:r>
       <w:tab/>
       <w:tab/>
-      <w:t>2026-10-20</w:t>
+      <w:t>2026-10-21</w:t>
       <w:br/>
       <w:br/>
     </w:r>

--- a/klagomål/A 46705-2023 FSC-klagomål.docx
+++ b/klagomål/A 46705-2023 FSC-klagomål.docx
@@ -807,7 +807,7 @@
     <w:r>
       <w:tab/>
       <w:tab/>
-      <w:t>2026-10-21</w:t>
+      <w:t>2026-10-22</w:t>
       <w:br/>
       <w:br/>
     </w:r>

--- a/klagomål/A 46705-2023 FSC-klagomål.docx
+++ b/klagomål/A 46705-2023 FSC-klagomål.docx
@@ -807,7 +807,7 @@
     <w:r>
       <w:tab/>
       <w:tab/>
-      <w:t>2026-10-22</w:t>
+      <w:t>2026-10-23</w:t>
       <w:br/>
       <w:br/>
     </w:r>

--- a/klagomål/A 46705-2023 FSC-klagomål.docx
+++ b/klagomål/A 46705-2023 FSC-klagomål.docx
@@ -807,7 +807,7 @@
     <w:r>
       <w:tab/>
       <w:tab/>
-      <w:t>2026-10-23</w:t>
+      <w:t>2026-10-24</w:t>
       <w:br/>
       <w:br/>
     </w:r>

--- a/klagomål/A 46705-2023 FSC-klagomål.docx
+++ b/klagomål/A 46705-2023 FSC-klagomål.docx
@@ -807,7 +807,7 @@
     <w:r>
       <w:tab/>
       <w:tab/>
-      <w:t>2026-10-24</w:t>
+      <w:t>2026-10-25</w:t>
       <w:br/>
       <w:br/>
     </w:r>

--- a/klagomål/A 46705-2023 FSC-klagomål.docx
+++ b/klagomål/A 46705-2023 FSC-klagomål.docx
@@ -807,7 +807,7 @@
     <w:r>
       <w:tab/>
       <w:tab/>
-      <w:t>2026-10-25</w:t>
+      <w:t>2026-10-26</w:t>
       <w:br/>
       <w:br/>
     </w:r>

--- a/klagomål/A 46705-2023 FSC-klagomål.docx
+++ b/klagomål/A 46705-2023 FSC-klagomål.docx
@@ -807,7 +807,7 @@
     <w:r>
       <w:tab/>
       <w:tab/>
-      <w:t>2026-10-26</w:t>
+      <w:t>2026-10-27</w:t>
       <w:br/>
       <w:br/>
     </w:r>

--- a/klagomål/A 46705-2023 FSC-klagomål.docx
+++ b/klagomål/A 46705-2023 FSC-klagomål.docx
@@ -807,7 +807,7 @@
     <w:r>
       <w:tab/>
       <w:tab/>
-      <w:t>2026-10-27</w:t>
+      <w:t>2026-10-28</w:t>
       <w:br/>
       <w:br/>
     </w:r>

--- a/klagomål/A 46705-2023 FSC-klagomål.docx
+++ b/klagomål/A 46705-2023 FSC-klagomål.docx
@@ -807,7 +807,7 @@
     <w:r>
       <w:tab/>
       <w:tab/>
-      <w:t>2026-10-28</w:t>
+      <w:t>2026-10-29</w:t>
       <w:br/>
       <w:br/>
     </w:r>

--- a/klagomål/A 46705-2023 FSC-klagomål.docx
+++ b/klagomål/A 46705-2023 FSC-klagomål.docx
@@ -807,7 +807,7 @@
     <w:r>
       <w:tab/>
       <w:tab/>
-      <w:t>2026-10-29</w:t>
+      <w:t>2026-10-31</w:t>
       <w:br/>
       <w:br/>
     </w:r>
